--- a/private/method-lab/downloads/02 Aperture Method - Agent Workflow Map.docx
+++ b/private/method-lab/downloads/02 Aperture Method - Agent Workflow Map.docx
@@ -550,7 +550,7 @@
                 <w:sz w:val="18"/>
                 <w:szCs w:val="18"/>
               </w:rPr>
-              <w:t xml:space="preserve">6 SOPs</w:t>
+              <w:t xml:space="preserve">Fenwick first</w:t>
             </w:r>
           </w:p>
         </w:tc>
@@ -582,7 +582,7 @@
                 <w:sz w:val="18"/>
                 <w:szCs w:val="18"/>
               </w:rPr>
-              <w:t xml:space="preserve">Each a self-contained piece of work with its own objective, inputs, steps, and quality checklist.</w:t>
+              <w:t xml:space="preserve">Intake and acceptance start every engagement. Nothing downstream runs until he accepts the reconciled ledger.</w:t>
             </w:r>
           </w:p>
         </w:tc>
@@ -617,7 +617,7 @@
                 <w:sz w:val="18"/>
                 <w:szCs w:val="18"/>
               </w:rPr>
-              <w:t xml:space="preserve">5 components</w:t>
+              <w:t xml:space="preserve">6 SOPs</w:t>
             </w:r>
           </w:p>
         </w:tc>
@@ -650,7 +650,7 @@
                 <w:sz w:val="18"/>
                 <w:szCs w:val="18"/>
               </w:rPr>
-              <w:t xml:space="preserve">Purchasable individually — Insights, Analytics, Intelligence, Compass, Atlas — plus the Business X-Ray wedge.</w:t>
+              <w:t xml:space="preserve">Each a self-contained piece of work with its own objective, inputs, steps, and quality checklist.</w:t>
             </w:r>
           </w:p>
         </w:tc>
@@ -684,7 +684,7 @@
                 <w:sz w:val="18"/>
                 <w:szCs w:val="18"/>
               </w:rPr>
-              <w:t xml:space="preserve">1 intake store</w:t>
+              <w:t xml:space="preserve">5 components</w:t>
             </w:r>
           </w:p>
         </w:tc>
@@ -716,7 +716,7 @@
                 <w:sz w:val="18"/>
                 <w:szCs w:val="18"/>
               </w:rPr>
-              <w:t xml:space="preserve">The foundation. Every agent reads it directly; no agent reads another agent’s output as a dependency.</w:t>
+              <w:t xml:space="preserve">Purchasable individually — Insights, Analytics, Intelligence, Compass, Atlas — plus the Business X-Ray wedge.</w:t>
             </w:r>
           </w:p>
         </w:tc>
@@ -751,7 +751,7 @@
                 <w:sz w:val="18"/>
                 <w:szCs w:val="18"/>
               </w:rPr>
-              <w:t xml:space="preserve">100% reviewed</w:t>
+              <w:t xml:space="preserve">1 intake store</w:t>
             </w:r>
           </w:p>
         </w:tc>
@@ -759,6 +759,72 @@
           <w:tcPr>
             <w:tcW w:type="dxa" w:w="7862"/>
             <w:shd w:fill="F7F7F7" w:color="auto" w:val="clear"/>
+            <w:tcMar>
+              <w:top w:type="dxa" w:w="90"/>
+              <w:left w:type="dxa" w:w="110"/>
+              <w:bottom w:type="dxa" w:w="90"/>
+              <w:right w:type="dxa" w:w="110"/>
+            </w:tcMar>
+            <w:vAlign w:val="top"/>
+          </w:tcPr>
+          <w:p>
+            <w:pPr>
+              <w:spacing w:after="0" w:before="0" w:line="276"/>
+              <w:jc w:val="left"/>
+            </w:pPr>
+            <w:r>
+              <w:rPr>
+                <w:rFonts w:ascii="Arial" w:cs="Arial" w:eastAsia="Arial" w:hAnsi="Arial"/>
+                <w:b w:val="false"/>
+                <w:bCs w:val="false"/>
+                <w:i w:val="false"/>
+                <w:iCs w:val="false"/>
+                <w:caps w:val="false"/>
+                <w:color w:val="1A1A1A"/>
+                <w:sz w:val="18"/>
+                <w:szCs w:val="18"/>
+              </w:rPr>
+              <w:t xml:space="preserve">The foundation. Every agent reads it directly; no agent reads another agent’s output as a dependency.</w:t>
+            </w:r>
+          </w:p>
+        </w:tc>
+      </w:tr>
+      <w:tr>
+        <w:tc>
+          <w:tcPr>
+            <w:tcW w:type="dxa" w:w="1498"/>
+            <w:tcMar>
+              <w:top w:type="dxa" w:w="90"/>
+              <w:left w:type="dxa" w:w="110"/>
+              <w:bottom w:type="dxa" w:w="90"/>
+              <w:right w:type="dxa" w:w="110"/>
+            </w:tcMar>
+            <w:vAlign w:val="top"/>
+          </w:tcPr>
+          <w:p>
+            <w:pPr>
+              <w:spacing w:after="0" w:before="0" w:line="276"/>
+              <w:jc w:val="left"/>
+            </w:pPr>
+            <w:r>
+              <w:rPr>
+                <w:rFonts w:ascii="Arial" w:cs="Arial" w:eastAsia="Arial" w:hAnsi="Arial"/>
+                <w:b w:val="false"/>
+                <w:bCs w:val="false"/>
+                <w:i w:val="false"/>
+                <w:iCs w:val="false"/>
+                <w:caps w:val="false"/>
+                <w:color w:val="1A1A1A"/>
+                <w:sz w:val="18"/>
+                <w:szCs w:val="18"/>
+              </w:rPr>
+              <w:t xml:space="preserve">100% reviewed</w:t>
+            </w:r>
+          </w:p>
+        </w:tc>
+        <w:tc>
+          <w:tcPr>
+            <w:tcW w:type="dxa" w:w="7862"/>
             <w:tcMar>
               <w:top w:type="dxa" w:w="90"/>
               <w:left w:type="dxa" w:w="110"/>
@@ -1147,7 +1213,7 @@
                 <w:sz w:val="18"/>
                 <w:szCs w:val="18"/>
               </w:rPr>
-              <w:t xml:space="preserve">Lin reads intake directly and delivers a complete Profit Map and scenario model. With no owner-validated constraint from Insights, she derives a working hypothesis from the financials and labels it as derived.</w:t>
+              <w:t xml:space="preserve">Marcus reads intake directly and delivers a complete Profit Map and scenario model. With no owner-validated constraint from Insights, he derives a working hypothesis from the financials and labels it as derived.</w:t>
             </w:r>
           </w:p>
         </w:tc>
@@ -1245,7 +1311,7 @@
                 <w:sz w:val="18"/>
                 <w:szCs w:val="18"/>
               </w:rPr>
-              <w:t xml:space="preserve">Marco runs the whole spatial arc from intake — geocode, segment, trade areas, penetration, site selection — and delivers the map plus a load-and-go ArcGIS package. Framed as where demand is, rather than what to do.</w:t>
+              <w:t xml:space="preserve">Natalie runs the whole spatial arc from intake — geocode, segment, trade areas, penetration, site selection — and delivers the map plus a load-and-go ArcGIS package. Framed as where demand is, rather than what to do.</w:t>
             </w:r>
           </w:p>
         </w:tc>
@@ -1346,7 +1412,7 @@
                 <w:sz w:val="18"/>
                 <w:szCs w:val="18"/>
               </w:rPr>
-              <w:t xml:space="preserve">A common partial path. The X-Ray names the constraint, Analytics quantifies the money, Compass sequences the moves. Clara scores what is evidenced and lists what would need Intelligence to resolve.</w:t>
+              <w:t xml:space="preserve">A common partial path. The X-Ray names the constraint, Analytics quantifies the money, Compass sequences the moves. Aria scores what is evidenced and lists what would need Intelligence to resolve.</w:t>
             </w:r>
           </w:p>
         </w:tc>
@@ -1545,7 +1611,7 @@
                 <w:sz w:val="18"/>
                 <w:szCs w:val="18"/>
               </w:rPr>
-              <w:t xml:space="preserve">Underrated. A client can subscribe to the Scoreboard without ever buying an engagement — Darius baselines on their own stated goals, establishes period zero, and runs the monthly cadence.</w:t>
+              <w:t xml:space="preserve">Underrated. A client can subscribe to the Scoreboard without ever buying an engagement — Thomas baselines on their own stated goals, establishes period zero, and runs the monthly cadence.</w:t>
             </w:r>
           </w:p>
         </w:tc>
@@ -1693,7 +1759,7 @@
                 <w:sz w:val="17"/>
                 <w:szCs w:val="17"/>
               </w:rPr>
-              <w:t xml:space="preserve">Agent</w:t>
+              <w:t xml:space="preserve">Owner</w:t>
             </w:r>
           </w:p>
         </w:tc>
@@ -1826,7 +1892,7 @@
                 <w:sz w:val="18"/>
                 <w:szCs w:val="18"/>
               </w:rPr>
-              <w:t xml:space="preserve">01 Business X-Ray</w:t>
+              <w:t xml:space="preserve">00 Intake &amp; Acceptance</w:t>
             </w:r>
           </w:p>
         </w:tc>
@@ -1858,7 +1924,7 @@
                 <w:sz w:val="18"/>
                 <w:szCs w:val="18"/>
               </w:rPr>
-              <w:t xml:space="preserve">Entry / wedge</w:t>
+              <w:t xml:space="preserve">Prerequisite</w:t>
             </w:r>
           </w:p>
         </w:tc>
@@ -1890,7 +1956,7 @@
                 <w:sz w:val="18"/>
                 <w:szCs w:val="18"/>
               </w:rPr>
-              <w:t xml:space="preserve">Arthur</w:t>
+              <w:t xml:space="preserve">Fenwick</w:t>
             </w:r>
           </w:p>
         </w:tc>
@@ -1922,7 +1988,7 @@
                 <w:sz w:val="18"/>
                 <w:szCs w:val="18"/>
               </w:rPr>
-              <w:t xml:space="preserve">“Where do we stand, and what do we fix first?”</w:t>
+              <w:t xml:space="preserve">“Do the numbers tie, and what is missing?”</w:t>
             </w:r>
           </w:p>
         </w:tc>
@@ -1954,7 +2020,7 @@
                 <w:sz w:val="18"/>
                 <w:szCs w:val="18"/>
               </w:rPr>
-              <w:t xml:space="preserve">X-Ray report + Aperture Score</w:t>
+              <w:t xml:space="preserve">Reconciled data store + Gap Memo</w:t>
             </w:r>
           </w:p>
         </w:tc>
@@ -1986,7 +2052,7 @@
                 <w:sz w:val="18"/>
                 <w:szCs w:val="18"/>
               </w:rPr>
-              <w:t xml:space="preserve">2–3 wk</w:t>
+              <w:t xml:space="preserve">Continuous</w:t>
             </w:r>
           </w:p>
         </w:tc>
@@ -2021,7 +2087,7 @@
                 <w:sz w:val="18"/>
                 <w:szCs w:val="18"/>
               </w:rPr>
-              <w:t xml:space="preserve">02 Aperture Insights</w:t>
+              <w:t xml:space="preserve">01 Business X-Ray</w:t>
             </w:r>
           </w:p>
         </w:tc>
@@ -2054,7 +2120,7 @@
                 <w:sz w:val="18"/>
                 <w:szCs w:val="18"/>
               </w:rPr>
-              <w:t xml:space="preserve">01 · Understand</w:t>
+              <w:t xml:space="preserve">Entry / wedge</w:t>
             </w:r>
           </w:p>
         </w:tc>
@@ -2087,7 +2153,7 @@
                 <w:sz w:val="18"/>
                 <w:szCs w:val="18"/>
               </w:rPr>
-              <w:t xml:space="preserve">Arthur</w:t>
+              <w:t xml:space="preserve">Lena</w:t>
             </w:r>
           </w:p>
         </w:tc>
@@ -2120,7 +2186,7 @@
                 <w:sz w:val="18"/>
                 <w:szCs w:val="18"/>
               </w:rPr>
-              <w:t xml:space="preserve">“What is happening?”</w:t>
+              <w:t xml:space="preserve">“Where do we stand, and what do we fix first?”</w:t>
             </w:r>
           </w:p>
         </w:tc>
@@ -2153,7 +2219,7 @@
                 <w:sz w:val="18"/>
                 <w:szCs w:val="18"/>
               </w:rPr>
-              <w:t xml:space="preserve">Validated constraint, success measures, plan</w:t>
+              <w:t xml:space="preserve">X-Ray report + Aperture Score</w:t>
             </w:r>
           </w:p>
         </w:tc>
@@ -2220,7 +2286,7 @@
                 <w:sz w:val="18"/>
                 <w:szCs w:val="18"/>
               </w:rPr>
-              <w:t xml:space="preserve">03 Aperture Analytics</w:t>
+              <w:t xml:space="preserve">02 Aperture Insights</w:t>
             </w:r>
           </w:p>
         </w:tc>
@@ -2252,7 +2318,7 @@
                 <w:sz w:val="18"/>
                 <w:szCs w:val="18"/>
               </w:rPr>
-              <w:t xml:space="preserve">02 · Quantify</w:t>
+              <w:t xml:space="preserve">01 · Understand</w:t>
             </w:r>
           </w:p>
         </w:tc>
@@ -2284,7 +2350,7 @@
                 <w:sz w:val="18"/>
                 <w:szCs w:val="18"/>
               </w:rPr>
-              <w:t xml:space="preserve">Lin</w:t>
+              <w:t xml:space="preserve">Lena</w:t>
             </w:r>
           </w:p>
         </w:tc>
@@ -2316,7 +2382,7 @@
                 <w:sz w:val="18"/>
                 <w:szCs w:val="18"/>
               </w:rPr>
-              <w:t xml:space="preserve">“Why is it happening?”</w:t>
+              <w:t xml:space="preserve">“What is happening?”</w:t>
             </w:r>
           </w:p>
         </w:tc>
@@ -2348,7 +2414,7 @@
                 <w:sz w:val="18"/>
                 <w:szCs w:val="18"/>
               </w:rPr>
-              <w:t xml:space="preserve">Profit Map + scenario model</w:t>
+              <w:t xml:space="preserve">Validated constraint, success measures, plan</w:t>
             </w:r>
           </w:p>
         </w:tc>
@@ -2380,7 +2446,7 @@
                 <w:sz w:val="18"/>
                 <w:szCs w:val="18"/>
               </w:rPr>
-              <w:t xml:space="preserve">3–4 wk</w:t>
+              <w:t xml:space="preserve">2–3 wk</w:t>
             </w:r>
           </w:p>
         </w:tc>
@@ -2415,7 +2481,7 @@
                 <w:sz w:val="18"/>
                 <w:szCs w:val="18"/>
               </w:rPr>
-              <w:t xml:space="preserve">04 Aperture Intelligence</w:t>
+              <w:t xml:space="preserve">03 Aperture Analytics</w:t>
             </w:r>
           </w:p>
         </w:tc>
@@ -2448,7 +2514,7 @@
                 <w:sz w:val="18"/>
                 <w:szCs w:val="18"/>
               </w:rPr>
-              <w:t xml:space="preserve">03 · Reveal</w:t>
+              <w:t xml:space="preserve">02 · Quantify</w:t>
             </w:r>
           </w:p>
         </w:tc>
@@ -2481,7 +2547,7 @@
                 <w:sz w:val="18"/>
                 <w:szCs w:val="18"/>
               </w:rPr>
-              <w:t xml:space="preserve">Marco</w:t>
+              <w:t xml:space="preserve">Marcus</w:t>
             </w:r>
           </w:p>
         </w:tc>
@@ -2514,7 +2580,7 @@
                 <w:sz w:val="18"/>
                 <w:szCs w:val="18"/>
               </w:rPr>
-              <w:t xml:space="preserve">“What opportunities does it reveal?”</w:t>
+              <w:t xml:space="preserve">“Why is it happening?”</w:t>
             </w:r>
           </w:p>
         </w:tc>
@@ -2547,7 +2613,7 @@
                 <w:sz w:val="18"/>
                 <w:szCs w:val="18"/>
               </w:rPr>
-              <w:t xml:space="preserve">Customer &amp; Market Map + ArcGIS package</w:t>
+              <w:t xml:space="preserve">Profit Map + scenario model</w:t>
             </w:r>
           </w:p>
         </w:tc>
@@ -2580,7 +2646,7 @@
                 <w:sz w:val="18"/>
                 <w:szCs w:val="18"/>
               </w:rPr>
-              <w:t xml:space="preserve">2–3 wk</w:t>
+              <w:t xml:space="preserve">3–4 wk</w:t>
             </w:r>
           </w:p>
         </w:tc>
@@ -2614,7 +2680,7 @@
                 <w:sz w:val="18"/>
                 <w:szCs w:val="18"/>
               </w:rPr>
-              <w:t xml:space="preserve">05 Aperture Compass</w:t>
+              <w:t xml:space="preserve">04 Aperture Intelligence</w:t>
             </w:r>
           </w:p>
         </w:tc>
@@ -2646,7 +2712,7 @@
                 <w:sz w:val="18"/>
                 <w:szCs w:val="18"/>
               </w:rPr>
-              <w:t xml:space="preserve">04 · Navigate</w:t>
+              <w:t xml:space="preserve">03 · Reveal</w:t>
             </w:r>
           </w:p>
         </w:tc>
@@ -2678,7 +2744,7 @@
                 <w:sz w:val="18"/>
                 <w:szCs w:val="18"/>
               </w:rPr>
-              <w:t xml:space="preserve">Clara</w:t>
+              <w:t xml:space="preserve">Natalie</w:t>
             </w:r>
           </w:p>
         </w:tc>
@@ -2710,7 +2776,7 @@
                 <w:sz w:val="18"/>
                 <w:szCs w:val="18"/>
               </w:rPr>
-              <w:t xml:space="preserve">“Where should we go next?”</w:t>
+              <w:t xml:space="preserve">“What opportunities does it reveal?”</w:t>
             </w:r>
           </w:p>
         </w:tc>
@@ -2742,7 +2808,7 @@
                 <w:sz w:val="18"/>
                 <w:szCs w:val="18"/>
               </w:rPr>
-              <w:t xml:space="preserve">Opportunity Matrix + Focus Plan</w:t>
+              <w:t xml:space="preserve">Customer &amp; Market Map + ArcGIS package</w:t>
             </w:r>
           </w:p>
         </w:tc>
@@ -2774,7 +2840,7 @@
                 <w:sz w:val="18"/>
                 <w:szCs w:val="18"/>
               </w:rPr>
-              <w:t xml:space="preserve">1–2 wk</w:t>
+              <w:t xml:space="preserve">2–3 wk</w:t>
             </w:r>
           </w:p>
         </w:tc>
@@ -2809,7 +2875,7 @@
                 <w:sz w:val="18"/>
                 <w:szCs w:val="18"/>
               </w:rPr>
-              <w:t xml:space="preserve">06 Aperture Atlas</w:t>
+              <w:t xml:space="preserve">05 Aperture Compass</w:t>
             </w:r>
           </w:p>
         </w:tc>
@@ -2842,7 +2908,7 @@
                 <w:sz w:val="18"/>
                 <w:szCs w:val="18"/>
               </w:rPr>
-              <w:t xml:space="preserve">05 · Perform</w:t>
+              <w:t xml:space="preserve">04 · Navigate</w:t>
             </w:r>
           </w:p>
         </w:tc>
@@ -2875,7 +2941,7 @@
                 <w:sz w:val="18"/>
                 <w:szCs w:val="18"/>
               </w:rPr>
-              <w:t xml:space="preserve">Darius</w:t>
+              <w:t xml:space="preserve">Aria</w:t>
             </w:r>
           </w:p>
         </w:tc>
@@ -2908,7 +2974,7 @@
                 <w:sz w:val="18"/>
                 <w:szCs w:val="18"/>
               </w:rPr>
-              <w:t xml:space="preserve">“How do we sustain and improve results?”</w:t>
+              <w:t xml:space="preserve">“Where should we go next?”</w:t>
             </w:r>
           </w:p>
         </w:tc>
@@ -2941,7 +3007,7 @@
                 <w:sz w:val="18"/>
                 <w:szCs w:val="18"/>
               </w:rPr>
-              <w:t xml:space="preserve">Live Scoreboard + KPI system</w:t>
+              <w:t xml:space="preserve">Opportunity Matrix + Focus Plan</w:t>
             </w:r>
           </w:p>
         </w:tc>
@@ -2949,6 +3015,200 @@
           <w:tcPr>
             <w:tcW w:type="dxa" w:w="1123"/>
             <w:shd w:fill="F7F7F7" w:color="auto" w:val="clear"/>
+            <w:tcMar>
+              <w:top w:type="dxa" w:w="90"/>
+              <w:left w:type="dxa" w:w="110"/>
+              <w:bottom w:type="dxa" w:w="90"/>
+              <w:right w:type="dxa" w:w="110"/>
+            </w:tcMar>
+            <w:vAlign w:val="top"/>
+          </w:tcPr>
+          <w:p>
+            <w:pPr>
+              <w:spacing w:after="0" w:before="0" w:line="276"/>
+              <w:jc w:val="left"/>
+            </w:pPr>
+            <w:r>
+              <w:rPr>
+                <w:rFonts w:ascii="Arial" w:cs="Arial" w:eastAsia="Arial" w:hAnsi="Arial"/>
+                <w:b w:val="false"/>
+                <w:bCs w:val="false"/>
+                <w:i w:val="false"/>
+                <w:iCs w:val="false"/>
+                <w:caps w:val="false"/>
+                <w:color w:val="1A1A1A"/>
+                <w:sz w:val="18"/>
+                <w:szCs w:val="18"/>
+              </w:rPr>
+              <w:t xml:space="preserve">1–2 wk</w:t>
+            </w:r>
+          </w:p>
+        </w:tc>
+      </w:tr>
+      <w:tr>
+        <w:tc>
+          <w:tcPr>
+            <w:tcW w:type="dxa" w:w="1498"/>
+            <w:tcMar>
+              <w:top w:type="dxa" w:w="90"/>
+              <w:left w:type="dxa" w:w="110"/>
+              <w:bottom w:type="dxa" w:w="90"/>
+              <w:right w:type="dxa" w:w="110"/>
+            </w:tcMar>
+            <w:vAlign w:val="top"/>
+          </w:tcPr>
+          <w:p>
+            <w:pPr>
+              <w:spacing w:after="0" w:before="0" w:line="276"/>
+              <w:jc w:val="left"/>
+            </w:pPr>
+            <w:r>
+              <w:rPr>
+                <w:rFonts w:ascii="Arial" w:cs="Arial" w:eastAsia="Arial" w:hAnsi="Arial"/>
+                <w:b w:val="false"/>
+                <w:bCs w:val="false"/>
+                <w:i w:val="false"/>
+                <w:iCs w:val="false"/>
+                <w:caps w:val="false"/>
+                <w:color w:val="1A1A1A"/>
+                <w:sz w:val="18"/>
+                <w:szCs w:val="18"/>
+              </w:rPr>
+              <w:t xml:space="preserve">06 Aperture Atlas</w:t>
+            </w:r>
+          </w:p>
+        </w:tc>
+        <w:tc>
+          <w:tcPr>
+            <w:tcW w:type="dxa" w:w="1404"/>
+            <w:tcMar>
+              <w:top w:type="dxa" w:w="90"/>
+              <w:left w:type="dxa" w:w="110"/>
+              <w:bottom w:type="dxa" w:w="90"/>
+              <w:right w:type="dxa" w:w="110"/>
+            </w:tcMar>
+            <w:vAlign w:val="top"/>
+          </w:tcPr>
+          <w:p>
+            <w:pPr>
+              <w:spacing w:after="0" w:before="0" w:line="276"/>
+              <w:jc w:val="left"/>
+            </w:pPr>
+            <w:r>
+              <w:rPr>
+                <w:rFonts w:ascii="Arial" w:cs="Arial" w:eastAsia="Arial" w:hAnsi="Arial"/>
+                <w:b w:val="false"/>
+                <w:bCs w:val="false"/>
+                <w:i w:val="false"/>
+                <w:iCs w:val="false"/>
+                <w:caps w:val="false"/>
+                <w:color w:val="1A1A1A"/>
+                <w:sz w:val="18"/>
+                <w:szCs w:val="18"/>
+              </w:rPr>
+              <w:t xml:space="preserve">05 · Perform</w:t>
+            </w:r>
+          </w:p>
+        </w:tc>
+        <w:tc>
+          <w:tcPr>
+            <w:tcW w:type="dxa" w:w="1217"/>
+            <w:tcMar>
+              <w:top w:type="dxa" w:w="90"/>
+              <w:left w:type="dxa" w:w="110"/>
+              <w:bottom w:type="dxa" w:w="90"/>
+              <w:right w:type="dxa" w:w="110"/>
+            </w:tcMar>
+            <w:vAlign w:val="top"/>
+          </w:tcPr>
+          <w:p>
+            <w:pPr>
+              <w:spacing w:after="0" w:before="0" w:line="276"/>
+              <w:jc w:val="left"/>
+            </w:pPr>
+            <w:r>
+              <w:rPr>
+                <w:rFonts w:ascii="Arial" w:cs="Arial" w:eastAsia="Arial" w:hAnsi="Arial"/>
+                <w:b w:val="false"/>
+                <w:bCs w:val="false"/>
+                <w:i w:val="false"/>
+                <w:iCs w:val="false"/>
+                <w:caps w:val="false"/>
+                <w:color w:val="1A1A1A"/>
+                <w:sz w:val="18"/>
+                <w:szCs w:val="18"/>
+              </w:rPr>
+              <w:t xml:space="preserve">Thomas</w:t>
+            </w:r>
+          </w:p>
+        </w:tc>
+        <w:tc>
+          <w:tcPr>
+            <w:tcW w:type="dxa" w:w="2246"/>
+            <w:tcMar>
+              <w:top w:type="dxa" w:w="90"/>
+              <w:left w:type="dxa" w:w="110"/>
+              <w:bottom w:type="dxa" w:w="90"/>
+              <w:right w:type="dxa" w:w="110"/>
+            </w:tcMar>
+            <w:vAlign w:val="top"/>
+          </w:tcPr>
+          <w:p>
+            <w:pPr>
+              <w:spacing w:after="0" w:before="0" w:line="276"/>
+              <w:jc w:val="left"/>
+            </w:pPr>
+            <w:r>
+              <w:rPr>
+                <w:rFonts w:ascii="Arial" w:cs="Arial" w:eastAsia="Arial" w:hAnsi="Arial"/>
+                <w:b w:val="false"/>
+                <w:bCs w:val="false"/>
+                <w:i w:val="false"/>
+                <w:iCs w:val="false"/>
+                <w:caps w:val="false"/>
+                <w:color w:val="1A1A1A"/>
+                <w:sz w:val="18"/>
+                <w:szCs w:val="18"/>
+              </w:rPr>
+              <w:t xml:space="preserve">“How do we sustain and improve results?”</w:t>
+            </w:r>
+          </w:p>
+        </w:tc>
+        <w:tc>
+          <w:tcPr>
+            <w:tcW w:type="dxa" w:w="1872"/>
+            <w:tcMar>
+              <w:top w:type="dxa" w:w="90"/>
+              <w:left w:type="dxa" w:w="110"/>
+              <w:bottom w:type="dxa" w:w="90"/>
+              <w:right w:type="dxa" w:w="110"/>
+            </w:tcMar>
+            <w:vAlign w:val="top"/>
+          </w:tcPr>
+          <w:p>
+            <w:pPr>
+              <w:spacing w:after="0" w:before="0" w:line="276"/>
+              <w:jc w:val="left"/>
+            </w:pPr>
+            <w:r>
+              <w:rPr>
+                <w:rFonts w:ascii="Arial" w:cs="Arial" w:eastAsia="Arial" w:hAnsi="Arial"/>
+                <w:b w:val="false"/>
+                <w:bCs w:val="false"/>
+                <w:i w:val="false"/>
+                <w:iCs w:val="false"/>
+                <w:caps w:val="false"/>
+                <w:color w:val="1A1A1A"/>
+                <w:sz w:val="18"/>
+                <w:szCs w:val="18"/>
+              </w:rPr>
+              <w:t xml:space="preserve">Live Scoreboard + KPI system</w:t>
+            </w:r>
+          </w:p>
+        </w:tc>
+        <w:tc>
+          <w:tcPr>
+            <w:tcW w:type="dxa" w:w="1123"/>
             <w:tcMar>
               <w:top w:type="dxa" w:w="90"/>
               <w:left w:type="dxa" w:w="110"/>
@@ -3240,7 +3500,7 @@
                 <w:sz w:val="18"/>
                 <w:szCs w:val="18"/>
               </w:rPr>
-              <w:t xml:space="preserve">HUMAN</w:t>
+              <w:t xml:space="preserve">FENWICK</w:t>
             </w:r>
           </w:p>
         </w:tc>
@@ -4552,7 +4812,7 @@
           <w:sz w:val="21"/>
           <w:szCs w:val="21"/>
         </w:rPr>
-        <w:t xml:space="preserve">Arthur · The Strategist · 2–3 weeks</w:t>
+        <w:t xml:space="preserve">Lena · The Strategist · 2–3 weeks</w:t>
       </w:r>
     </w:p>
     <w:p>
@@ -4773,7 +5033,7 @@
                 <w:sz w:val="18"/>
                 <w:szCs w:val="18"/>
               </w:rPr>
-              <w:t xml:space="preserve">HUMAN</w:t>
+              <w:t xml:space="preserve">FENWICK</w:t>
             </w:r>
           </w:p>
         </w:tc>
@@ -5072,7 +5332,7 @@
                 <w:sz w:val="18"/>
                 <w:szCs w:val="18"/>
               </w:rPr>
-              <w:t xml:space="preserve">HUMAN</w:t>
+              <w:t xml:space="preserve">FENWICK</w:t>
             </w:r>
           </w:p>
         </w:tc>
@@ -5470,7 +5730,7 @@
                 <w:sz w:val="18"/>
                 <w:szCs w:val="18"/>
               </w:rPr>
-              <w:t xml:space="preserve">HUMAN</w:t>
+              <w:t xml:space="preserve">FENWICK</w:t>
             </w:r>
           </w:p>
         </w:tc>
@@ -5820,7 +6080,7 @@
           <w:sz w:val="21"/>
           <w:szCs w:val="21"/>
         </w:rPr>
-        <w:t xml:space="preserve">Arthur · The Strategist · 2–3 weeks</w:t>
+        <w:t xml:space="preserve">Lena · The Strategist · 2–3 weeks</w:t>
       </w:r>
     </w:p>
     <w:p>
@@ -6141,7 +6401,7 @@
                 <w:sz w:val="18"/>
                 <w:szCs w:val="18"/>
               </w:rPr>
-              <w:t xml:space="preserve">HUMAN</w:t>
+              <w:t xml:space="preserve">FENWICK</w:t>
             </w:r>
           </w:p>
         </w:tc>
@@ -6439,7 +6699,7 @@
                 <w:sz w:val="18"/>
                 <w:szCs w:val="18"/>
               </w:rPr>
-              <w:t xml:space="preserve">HUMAN</w:t>
+              <w:t xml:space="preserve">FENWICK</w:t>
             </w:r>
           </w:p>
         </w:tc>
@@ -6716,7 +6976,7 @@
           <w:sz w:val="21"/>
           <w:szCs w:val="21"/>
         </w:rPr>
-        <w:t xml:space="preserve">Lin · The Analyst · 3–4 weeks</w:t>
+        <w:t xml:space="preserve">Marcus · The Analyst · 3–4 weeks</w:t>
       </w:r>
     </w:p>
     <w:p>
@@ -7692,7 +7952,7 @@
                 <w:sz w:val="20"/>
                 <w:szCs w:val="20"/>
               </w:rPr>
-              <w:t xml:space="preserve">Bought alone, Lin derives a working constraint hypothesis from the financials and labels it “derived — not owner-validated.”</w:t>
+              <w:t xml:space="preserve">Bought alone, Marcus derives a working constraint hypothesis from the financials and labels it “derived — not owner-validated.”</w:t>
             </w:r>
           </w:p>
         </w:tc>
@@ -7737,7 +7997,7 @@
           <w:sz w:val="21"/>
           <w:szCs w:val="21"/>
         </w:rPr>
-        <w:t xml:space="preserve">Marco · The Explorer · 2–3 weeks</w:t>
+        <w:t xml:space="preserve">Natalie · The Explorer · 2–3 weeks</w:t>
       </w:r>
     </w:p>
     <w:p>
@@ -8713,7 +8973,7 @@
                 <w:sz w:val="20"/>
                 <w:szCs w:val="20"/>
               </w:rPr>
-              <w:t xml:space="preserve">Bought alone, Marco runs the full spatial arc from intake and frames output as “where demand is,” not “what to do.”</w:t>
+              <w:t xml:space="preserve">Bought alone, Natalie runs the full spatial arc from intake and frames output as “where demand is,” not “what to do.”</w:t>
             </w:r>
           </w:p>
         </w:tc>
@@ -8758,7 +9018,7 @@
           <w:sz w:val="21"/>
           <w:szCs w:val="21"/>
         </w:rPr>
-        <w:t xml:space="preserve">Clara · The Navigator · 1–2 weeks</w:t>
+        <w:t xml:space="preserve">Aria · The Navigator · 1–2 weeks</w:t>
       </w:r>
     </w:p>
     <w:p>
@@ -9633,7 +9893,7 @@
                 <w:sz w:val="20"/>
                 <w:szCs w:val="20"/>
               </w:rPr>
-              <w:t xml:space="preserve">Bought alone, Clara generates candidates from intake, scores what is evidenced, and lists what would need Analytics or Intelligence to resolve.</w:t>
+              <w:t xml:space="preserve">Bought alone, Aria generates candidates from intake, scores what is evidenced, and lists what would need Analytics or Intelligence to resolve.</w:t>
             </w:r>
           </w:p>
         </w:tc>
@@ -9678,7 +9938,7 @@
           <w:sz w:val="21"/>
           <w:szCs w:val="21"/>
         </w:rPr>
-        <w:t xml:space="preserve">Darius · The Operator · ongoing</w:t>
+        <w:t xml:space="preserve">Thomas · The Operator · ongoing</w:t>
       </w:r>
     </w:p>
     <w:p>
@@ -10198,7 +10458,7 @@
                 <w:sz w:val="18"/>
                 <w:szCs w:val="18"/>
               </w:rPr>
-              <w:t xml:space="preserve">HUMAN</w:t>
+              <w:t xml:space="preserve">FENWICK</w:t>
             </w:r>
           </w:p>
         </w:tc>
@@ -10553,7 +10813,7 @@
                 <w:sz w:val="20"/>
                 <w:szCs w:val="20"/>
               </w:rPr>
-              <w:t xml:space="preserve">Subscribable on intake alone. Without a Focus Plan, Darius baselines on the client’s stated goals and establishes period zero.</w:t>
+              <w:t xml:space="preserve">Subscribable on intake alone. Without a Focus Plan, Thomas baselines on the client’s stated goals and establishes period zero.</w:t>
             </w:r>
           </w:p>
         </w:tc>

--- a/private/method-lab/downloads/02 Aperture Method - Agent Workflow Map.docx
+++ b/private/method-lab/downloads/02 Aperture Method - Agent Workflow Map.docx
@@ -393,7 +393,7 @@
           <w:sz w:val="24"/>
           <w:szCs w:val="24"/>
         </w:rPr>
-        <w:t xml:space="preserve">Six SOPs, six agents, one shared data foundation.</w:t>
+        <w:t xml:space="preserve">Human-led, AI-enabled. Fenwick How at the helm, five specialist AI agents, one shared data foundation.</w:t>
       </w:r>
     </w:p>
     <w:p>
@@ -2153,7 +2153,7 @@
                 <w:sz w:val="18"/>
                 <w:szCs w:val="18"/>
               </w:rPr>
-              <w:t xml:space="preserve">Lena</w:t>
+              <w:t xml:space="preserve">Lena (AI)</w:t>
             </w:r>
           </w:p>
         </w:tc>
@@ -2350,7 +2350,7 @@
                 <w:sz w:val="18"/>
                 <w:szCs w:val="18"/>
               </w:rPr>
-              <w:t xml:space="preserve">Lena</w:t>
+              <w:t xml:space="preserve">Lena (AI)</w:t>
             </w:r>
           </w:p>
         </w:tc>
@@ -2547,7 +2547,7 @@
                 <w:sz w:val="18"/>
                 <w:szCs w:val="18"/>
               </w:rPr>
-              <w:t xml:space="preserve">Marcus</w:t>
+              <w:t xml:space="preserve">Marcus (AI)</w:t>
             </w:r>
           </w:p>
         </w:tc>
@@ -2744,7 +2744,7 @@
                 <w:sz w:val="18"/>
                 <w:szCs w:val="18"/>
               </w:rPr>
-              <w:t xml:space="preserve">Natalie</w:t>
+              <w:t xml:space="preserve">Natalie (AI)</w:t>
             </w:r>
           </w:p>
         </w:tc>
@@ -2941,7 +2941,7 @@
                 <w:sz w:val="18"/>
                 <w:szCs w:val="18"/>
               </w:rPr>
-              <w:t xml:space="preserve">Aria</w:t>
+              <w:t xml:space="preserve">Aria (AI)</w:t>
             </w:r>
           </w:p>
         </w:tc>
@@ -3138,7 +3138,7 @@
                 <w:sz w:val="18"/>
                 <w:szCs w:val="18"/>
               </w:rPr>
-              <w:t xml:space="preserve">Thomas</w:t>
+              <w:t xml:space="preserve">Thomas (AI)</w:t>
             </w:r>
           </w:p>
         </w:tc>
@@ -4812,7 +4812,7 @@
           <w:sz w:val="21"/>
           <w:szCs w:val="21"/>
         </w:rPr>
-        <w:t xml:space="preserve">Lena · The Strategist · 2–3 weeks</w:t>
+        <w:t xml:space="preserve">Lena · AI Agent · The Strategist · 2–3 weeks</w:t>
       </w:r>
     </w:p>
     <w:p>
@@ -6080,7 +6080,7 @@
           <w:sz w:val="21"/>
           <w:szCs w:val="21"/>
         </w:rPr>
-        <w:t xml:space="preserve">Lena · The Strategist · 2–3 weeks</w:t>
+        <w:t xml:space="preserve">Lena · AI Agent · The Strategist · 2–3 weeks</w:t>
       </w:r>
     </w:p>
     <w:p>
@@ -6976,7 +6976,7 @@
           <w:sz w:val="21"/>
           <w:szCs w:val="21"/>
         </w:rPr>
-        <w:t xml:space="preserve">Marcus · The Analyst · 3–4 weeks</w:t>
+        <w:t xml:space="preserve">Marcus · AI Agent · The Analyst · 3–4 weeks</w:t>
       </w:r>
     </w:p>
     <w:p>
@@ -7997,7 +7997,7 @@
           <w:sz w:val="21"/>
           <w:szCs w:val="21"/>
         </w:rPr>
-        <w:t xml:space="preserve">Natalie · The Explorer · 2–3 weeks</w:t>
+        <w:t xml:space="preserve">Natalie · AI Agent · The Explorer · 2–3 weeks</w:t>
       </w:r>
     </w:p>
     <w:p>
@@ -9018,7 +9018,7 @@
           <w:sz w:val="21"/>
           <w:szCs w:val="21"/>
         </w:rPr>
-        <w:t xml:space="preserve">Aria · The Navigator · 1–2 weeks</w:t>
+        <w:t xml:space="preserve">Aria · AI Agent · The Navigator · 1–2 weeks</w:t>
       </w:r>
     </w:p>
     <w:p>
@@ -9938,7 +9938,7 @@
           <w:sz w:val="21"/>
           <w:szCs w:val="21"/>
         </w:rPr>
-        <w:t xml:space="preserve">Thomas · The Operator · ongoing</w:t>
+        <w:t xml:space="preserve">Thomas · AI Agent · The Operator · ongoing</w:t>
       </w:r>
     </w:p>
     <w:p>
